--- a/manuals/Payroll Processing - Part 1 - Payroll Prep.docx
+++ b/manuals/Payroll Processing - Part 1 - Payroll Prep.docx
@@ -52,7 +52,7 @@
     <w:p>
       <w:pPr>
         <w:pStyle w:val="Heading1"/>
-        <w:spacing w:after="160"/>
+        <w:spacing w:after="160" w:before="360"/>
       </w:pPr>
       <w:r>
         <w:rPr>
@@ -194,6 +194,11 @@
     </w:tbl>
     <w:p>
       <w:pPr>
+        <w:spacing w:after="200"/>
+      </w:pPr>
+    </w:p>
+    <w:p>
+      <w:pPr>
         <w:pStyle w:val="Heading1"/>
         <w:spacing w:after="160" w:before="360"/>
       </w:pPr>
@@ -217,7 +222,7 @@
           <w:sz w:val="22"/>
           <w:szCs w:val="22"/>
         </w:rPr>
-        <w:t xml:space="preserve">Throughout the fortnight you will receive emails covering anything that changes someone’s pay. These include:</w:t>
+        <w:t xml:space="preserve">Throughout the fortnight you will receive emails covering anything that changes someone's pay. These include:</w:t>
       </w:r>
     </w:p>
     <w:p>
@@ -413,6 +418,11 @@
     </w:tbl>
     <w:p>
       <w:pPr>
+        <w:spacing w:after="200"/>
+      </w:pPr>
+    </w:p>
+    <w:p>
+      <w:pPr>
         <w:pStyle w:val="Heading1"/>
         <w:spacing w:after="160" w:before="360"/>
       </w:pPr>
@@ -554,13 +564,13 @@
         </w:tblBorders>
       </w:tblPr>
       <w:tblGrid>
-        <w:gridCol w:w="2600"/>
-        <w:gridCol w:w="6760"/>
+        <w:gridCol w:w="2900"/>
+        <w:gridCol w:w="6460"/>
       </w:tblGrid>
       <w:tr>
         <w:tc>
           <w:tcPr>
-            <w:tcW w:type="dxa" w:w="2600"/>
+            <w:tcW w:type="dxa" w:w="2900"/>
             <w:shd w:fill="F7F9FC" w:val="clear"/>
             <w:tcMar>
               <w:top w:type="dxa" w:w="80"/>
@@ -583,7 +593,7 @@
         </w:tc>
         <w:tc>
           <w:tcPr>
-            <w:tcW w:type="dxa" w:w="6760"/>
+            <w:tcW w:type="dxa" w:w="6460"/>
             <w:shd w:fill="F7F9FC" w:val="clear"/>
             <w:tcMar>
               <w:top w:type="dxa" w:w="80"/>
@@ -595,6 +605,8 @@
           <w:p>
             <w:r>
               <w:rPr>
+                <w:b w:val="false"/>
+                <w:bCs w:val="false"/>
                 <w:sz w:val="20"/>
                 <w:szCs w:val="20"/>
               </w:rPr>
@@ -606,7 +618,7 @@
       <w:tr>
         <w:tc>
           <w:tcPr>
-            <w:tcW w:type="dxa" w:w="2600"/>
+            <w:tcW w:type="dxa" w:w="2900"/>
             <w:shd w:fill="FFFFFF" w:val="clear"/>
             <w:tcMar>
               <w:top w:type="dxa" w:w="80"/>
@@ -629,7 +641,7 @@
         </w:tc>
         <w:tc>
           <w:tcPr>
-            <w:tcW w:type="dxa" w:w="6760"/>
+            <w:tcW w:type="dxa" w:w="6460"/>
             <w:shd w:fill="FFFFFF" w:val="clear"/>
             <w:tcMar>
               <w:top w:type="dxa" w:w="80"/>
@@ -641,6 +653,8 @@
           <w:p>
             <w:r>
               <w:rPr>
+                <w:b w:val="false"/>
+                <w:bCs w:val="false"/>
                 <w:sz w:val="20"/>
                 <w:szCs w:val="20"/>
               </w:rPr>
@@ -652,7 +666,7 @@
       <w:tr>
         <w:tc>
           <w:tcPr>
-            <w:tcW w:type="dxa" w:w="2600"/>
+            <w:tcW w:type="dxa" w:w="2900"/>
             <w:shd w:fill="F7F9FC" w:val="clear"/>
             <w:tcMar>
               <w:top w:type="dxa" w:w="80"/>
@@ -675,7 +689,7 @@
         </w:tc>
         <w:tc>
           <w:tcPr>
-            <w:tcW w:type="dxa" w:w="6760"/>
+            <w:tcW w:type="dxa" w:w="6460"/>
             <w:shd w:fill="F7F9FC" w:val="clear"/>
             <w:tcMar>
               <w:top w:type="dxa" w:w="80"/>
@@ -687,6 +701,8 @@
           <w:p>
             <w:r>
               <w:rPr>
+                <w:b w:val="false"/>
+                <w:bCs w:val="false"/>
                 <w:sz w:val="20"/>
                 <w:szCs w:val="20"/>
               </w:rPr>
@@ -698,7 +714,7 @@
       <w:tr>
         <w:tc>
           <w:tcPr>
-            <w:tcW w:type="dxa" w:w="2600"/>
+            <w:tcW w:type="dxa" w:w="2900"/>
             <w:shd w:fill="FFFFFF" w:val="clear"/>
             <w:tcMar>
               <w:top w:type="dxa" w:w="80"/>
@@ -721,7 +737,7 @@
         </w:tc>
         <w:tc>
           <w:tcPr>
-            <w:tcW w:type="dxa" w:w="6760"/>
+            <w:tcW w:type="dxa" w:w="6460"/>
             <w:shd w:fill="FFFFFF" w:val="clear"/>
             <w:tcMar>
               <w:top w:type="dxa" w:w="80"/>
@@ -733,6 +749,8 @@
           <w:p>
             <w:r>
               <w:rPr>
+                <w:b w:val="false"/>
+                <w:bCs w:val="false"/>
                 <w:sz w:val="20"/>
                 <w:szCs w:val="20"/>
               </w:rPr>
@@ -934,6 +952,11 @@
     </w:tbl>
     <w:p>
       <w:pPr>
+        <w:spacing w:after="200"/>
+      </w:pPr>
+    </w:p>
+    <w:p>
+      <w:pPr>
         <w:pStyle w:val="Heading1"/>
         <w:spacing w:after="160" w:before="360"/>
       </w:pPr>
@@ -963,7 +986,7 @@
     <w:p>
       <w:pPr>
         <w:pStyle w:val="Heading2"/>
-        <w:spacing w:after="120" w:before="200"/>
+        <w:spacing w:after="160" w:before="360"/>
       </w:pPr>
       <w:r>
         <w:rPr>
@@ -1053,7 +1076,7 @@
     <w:p>
       <w:pPr>
         <w:pStyle w:val="Heading2"/>
-        <w:spacing w:after="120" w:before="200"/>
+        <w:spacing w:after="160" w:before="360"/>
       </w:pPr>
       <w:r>
         <w:rPr>
@@ -1183,12 +1206,17 @@
                 <w:sz w:val="22"/>
                 <w:szCs w:val="22"/>
               </w:rPr>
-              <w:t xml:space="preserve">Populate columns E to S only where the item affects the actual dollar value of the employee’s pay. A note that carries no pay impact belongs in the Notes section and nowhere else.</w:t>
+              <w:t xml:space="preserve">Populate columns E to S only where the item affects the actual dollar value of the employee's pay. A note that carries no pay impact belongs in the Notes section and nowhere else.</w:t>
             </w:r>
           </w:p>
         </w:tc>
       </w:tr>
     </w:tbl>
+    <w:p>
+      <w:pPr>
+        <w:spacing w:after="200"/>
+      </w:pPr>
+    </w:p>
     <w:p>
       <w:pPr>
         <w:pStyle w:val="Heading1"/>
@@ -1242,13 +1270,13 @@
         </w:tblBorders>
       </w:tblPr>
       <w:tblGrid>
-        <w:gridCol w:w="2600"/>
-        <w:gridCol w:w="6760"/>
+        <w:gridCol w:w="2900"/>
+        <w:gridCol w:w="6460"/>
       </w:tblGrid>
       <w:tr>
         <w:tc>
           <w:tcPr>
-            <w:tcW w:type="dxa" w:w="2600"/>
+            <w:tcW w:type="dxa" w:w="2900"/>
             <w:shd w:fill="F7F9FC" w:val="clear"/>
             <w:tcMar>
               <w:top w:type="dxa" w:w="80"/>
@@ -1271,7 +1299,7 @@
         </w:tc>
         <w:tc>
           <w:tcPr>
-            <w:tcW w:type="dxa" w:w="6760"/>
+            <w:tcW w:type="dxa" w:w="6460"/>
             <w:shd w:fill="F7F9FC" w:val="clear"/>
             <w:tcMar>
               <w:top w:type="dxa" w:w="80"/>
@@ -1283,6 +1311,8 @@
           <w:p>
             <w:r>
               <w:rPr>
+                <w:b w:val="false"/>
+                <w:bCs w:val="false"/>
                 <w:sz w:val="20"/>
                 <w:szCs w:val="20"/>
               </w:rPr>
@@ -1294,7 +1324,7 @@
       <w:tr>
         <w:tc>
           <w:tcPr>
-            <w:tcW w:type="dxa" w:w="2600"/>
+            <w:tcW w:type="dxa" w:w="2900"/>
             <w:shd w:fill="FFFFFF" w:val="clear"/>
             <w:tcMar>
               <w:top w:type="dxa" w:w="80"/>
@@ -1317,7 +1347,7 @@
         </w:tc>
         <w:tc>
           <w:tcPr>
-            <w:tcW w:type="dxa" w:w="6760"/>
+            <w:tcW w:type="dxa" w:w="6460"/>
             <w:shd w:fill="FFFFFF" w:val="clear"/>
             <w:tcMar>
               <w:top w:type="dxa" w:w="80"/>
@@ -1329,6 +1359,8 @@
           <w:p>
             <w:r>
               <w:rPr>
+                <w:b w:val="false"/>
+                <w:bCs w:val="false"/>
                 <w:sz w:val="20"/>
                 <w:szCs w:val="20"/>
               </w:rPr>
@@ -1502,8 +1534,13 @@
     </w:tbl>
     <w:p>
       <w:pPr>
+        <w:spacing w:after="200"/>
+      </w:pPr>
+    </w:p>
+    <w:p>
+      <w:pPr>
         <w:pStyle w:val="Heading1"/>
-        <w:spacing w:after="160" w:before="400"/>
+        <w:spacing w:after="160" w:before="360"/>
       </w:pPr>
       <w:r>
         <w:rPr>

--- a/manuals/Payroll Processing - Part 1 - Payroll Prep.docx
+++ b/manuals/Payroll Processing - Part 1 - Payroll Prep.docx
@@ -33,7 +33,7 @@
           <w:sz w:val="52"/>
           <w:szCs w:val="52"/>
         </w:rPr>
-        <w:t xml:space="preserve">Part 1 — Payroll Prep</w:t>
+        <w:t xml:space="preserve">Part 1: Payroll Prep</w:t>
       </w:r>
     </w:p>
     <w:p>
@@ -74,7 +74,7 @@
           <w:sz w:val="22"/>
           <w:szCs w:val="22"/>
         </w:rPr>
-        <w:t xml:space="preserve">Payroll at CTS runs on a fortnightly cycle. This guide covers Payroll Prep — everything that must be done before a pay run is created. It is the first of a six-part series.</w:t>
+        <w:t xml:space="preserve">Payroll at CTS runs on a fortnightly cycle. This guide covers Payroll Prep: everything that must be done before a pay run is created. It is the first of a six-part series.</w:t>
       </w:r>
     </w:p>
     <w:p>
@@ -132,7 +132,7 @@
                 <w:sz w:val="22"/>
                 <w:szCs w:val="22"/>
               </w:rPr>
-              <w:t xml:space="preserve">Begin payroll prep on the Friday before the Monday you process payroll. Prep is not a Monday-morning task — leaving it until the day means chasing approvals under time pressure.</w:t>
+              <w:t xml:space="preserve">Begin payroll prep on the Friday before the Monday you process payroll. Prep is not a Monday-morning task; leaving it until the day means chasing approvals under time pressure.</w:t>
             </w:r>
           </w:p>
         </w:tc>
@@ -256,7 +256,7 @@
           <w:sz w:val="22"/>
           <w:szCs w:val="22"/>
         </w:rPr>
-        <w:t xml:space="preserve">Backpays — for example, hours worked at the wrong rate, or work not captured on a timesheet</w:t>
+        <w:t xml:space="preserve">Backpays: for example, hours worked at the wrong rate, or work not captured on a timesheet</w:t>
       </w:r>
     </w:p>
     <w:p>
@@ -364,7 +364,7 @@
           <w:sz w:val="18"/>
           <w:szCs w:val="18"/>
         </w:rPr>
-        <w:t xml:space="preserve">Figure 1 — The CTS Accounts inbox grouped by category. Payroll items are collected under the Payroll category.</w:t>
+        <w:t xml:space="preserve">Figure 1: The CTS Accounts inbox grouped by category. Payroll items are collected under the Payroll category.</w:t>
       </w:r>
     </w:p>
     <w:tbl>
@@ -520,7 +520,7 @@
           <w:sz w:val="18"/>
           <w:szCs w:val="18"/>
         </w:rPr>
-        <w:t xml:space="preserve">Figure 2 — A running draft of payroll notes. Each item records who is affected, what is owed, and the dates involved. Employee details are blurred in this guide.</w:t>
+        <w:t xml:space="preserve">Figure 2: A running draft of payroll notes. Each item records who is affected, what is owed, and the dates involved. Employee details are blurred in this guide.</w:t>
       </w:r>
     </w:p>
     <w:p>
@@ -610,7 +610,7 @@
                 <w:sz w:val="20"/>
                 <w:szCs w:val="20"/>
               </w:rPr>
-              <w:t xml:space="preserve">Y drive — CTS NAS Accounts (Y:) Backup, via OneDrive</w:t>
+              <w:t xml:space="preserve">Y drive: CTS NAS Accounts (Y:) Backup, via OneDrive</w:t>
             </w:r>
           </w:p>
         </w:tc>
@@ -824,7 +824,7 @@
           <w:sz w:val="18"/>
           <w:szCs w:val="18"/>
         </w:rPr>
-        <w:t xml:space="preserve">Figure 3 — The Y drive folder structure. Payroll sits under 03 Payroll.</w:t>
+        <w:t xml:space="preserve">Figure 3: The Y drive folder structure. Payroll sits under 03 Payroll.</w:t>
       </w:r>
     </w:p>
     <w:p>
@@ -836,7 +836,7 @@
           <w:sz w:val="22"/>
           <w:szCs w:val="22"/>
         </w:rPr>
-        <w:t xml:space="preserve">Inside the financial year folder you will find the timesheet template alongside a folder for each fortnight. Copy the template into the correct fortnight folder — do not edit the template itself.</w:t>
+        <w:t xml:space="preserve">Inside the financial year folder you will find the timesheet template alongside a folder for each fortnight. Copy the template into the correct fortnight folder; do not edit the template itself.</w:t>
       </w:r>
     </w:p>
     <w:p>
@@ -898,7 +898,7 @@
           <w:sz w:val="18"/>
           <w:szCs w:val="18"/>
         </w:rPr>
-        <w:t xml:space="preserve">Figure 4 — The financial year folder, containing the fortnight folders and the timesheet template.</w:t>
+        <w:t xml:space="preserve">Figure 4: The financial year folder, containing the fortnight folders and the timesheet template.</w:t>
       </w:r>
     </w:p>
     <w:tbl>
@@ -1008,7 +1008,7 @@
           <w:sz w:val="22"/>
           <w:szCs w:val="22"/>
         </w:rPr>
-        <w:t xml:space="preserve">Every payroll note goes in the Notes section against the relevant employee — regardless of whether it changes their pay. This is the record of what was raised and why.</w:t>
+        <w:t xml:space="preserve">Every payroll note goes in the Notes section against the relevant employee, regardless of whether it changes their pay. This is the record of what was raised and why.</w:t>
       </w:r>
     </w:p>
     <w:p>
@@ -1070,7 +1070,7 @@
           <w:sz w:val="18"/>
           <w:szCs w:val="18"/>
         </w:rPr>
-        <w:t xml:space="preserve">Figure 5 — The Notes column, recording the detail behind each adjustment.</w:t>
+        <w:t xml:space="preserve">Figure 5: The Notes column, recording the detail behind each adjustment.</w:t>
       </w:r>
     </w:p>
     <w:p>
@@ -1098,7 +1098,7 @@
           <w:sz w:val="22"/>
           <w:szCs w:val="22"/>
         </w:rPr>
-        <w:t xml:space="preserve">Columns E through S carry the hours and values that actually drive the pay calculation — Normal Hours, In Lieu Taken, Public Holiday, Annual Leave Hours, and the overtime multipliers T1.25, T1.5 and T1.75.</w:t>
+        <w:t xml:space="preserve">Columns E through S carry the hours and values that actually drive the pay calculation: Normal Hours, In Lieu Taken, Public Holiday, Annual Leave Hours, and the overtime multipliers T1.25, T1.5 and T1.75.</w:t>
       </w:r>
     </w:p>
     <w:p>
@@ -1160,7 +1160,7 @@
           <w:sz w:val="18"/>
           <w:szCs w:val="18"/>
         </w:rPr>
-        <w:t xml:space="preserve">Figure 6 — Columns E to S. Employee names and pay rates are blurred in this guide.</w:t>
+        <w:t xml:space="preserve">Figure 6: Columns E to S. Employee names and pay rates are blurred in this guide.</w:t>
       </w:r>
     </w:p>
     <w:tbl>
@@ -1316,7 +1316,7 @@
                 <w:sz w:val="20"/>
                 <w:szCs w:val="20"/>
               </w:rPr>
-              <w:t xml:space="preserve">Fortnight Ending — set to the fortnight you are processing</w:t>
+              <w:t xml:space="preserve">Fortnight Ending: set to the fortnight you are processing</w:t>
             </w:r>
           </w:p>
         </w:tc>
@@ -1434,7 +1434,7 @@
           <w:sz w:val="18"/>
           <w:szCs w:val="18"/>
         </w:rPr>
-        <w:t xml:space="preserve">Figure 7 — Approve Timesheets, filtered to Submitted for the fortnight ending 21 August. Employee names are blurred in this guide.</w:t>
+        <w:t xml:space="preserve">Figure 7: Approve Timesheets, filtered to Submitted for the fortnight ending 21 August. Employee names are blurred in this guide.</w:t>
       </w:r>
     </w:p>
     <w:p>
@@ -1463,7 +1463,7 @@
           <w:sz w:val="22"/>
           <w:szCs w:val="22"/>
         </w:rPr>
-        <w:t xml:space="preserve">If timesheets are listed under Submitted, approvals are still outstanding. You cannot start the pay run — chase the approvals first.</w:t>
+        <w:t xml:space="preserve">If timesheets are listed under Submitted, approvals are still outstanding. You cannot start the pay run; chase the approvals first.</w:t>
       </w:r>
     </w:p>
     <w:p>
@@ -1526,7 +1526,7 @@
                 <w:sz w:val="22"/>
                 <w:szCs w:val="22"/>
               </w:rPr>
-              <w:t xml:space="preserve">The banner lists employees who have not created a timesheet for the period at all. Follow these up as well — an approved-but-absent timesheet is still a gap in the pay run.</w:t>
+              <w:t xml:space="preserve">The banner lists employees who have not created a timesheet for the period at all. Follow these up as well; an approved-but-absent timesheet is still a gap in the pay run.</w:t>
             </w:r>
           </w:p>
         </w:tc>
@@ -1711,7 +1711,7 @@
           <w:sz w:val="22"/>
           <w:szCs w:val="22"/>
         </w:rPr>
-        <w:t xml:space="preserve">Part 2 — Creating a New Pay Run.</w:t>
+        <w:t xml:space="preserve">Part 2: Creating a New Pay Run.</w:t>
       </w:r>
     </w:p>
     <w:sectPr>
@@ -1843,7 +1843,7 @@
         <w:sz w:val="16"/>
         <w:szCs w:val="16"/>
       </w:rPr>
-      <w:t xml:space="preserve">Payroll Processing — Part 1: Payroll Prep</w:t>
+      <w:t xml:space="preserve">Payroll Processing, Part 1: Payroll Prep</w:t>
     </w:r>
   </w:p>
 </w:hdr>

--- a/manuals/Payroll Processing - Part 1 - Payroll Prep.docx
+++ b/manuals/Payroll Processing - Part 1 - Payroll Prep.docx
@@ -62,7 +62,7 @@
           <w:sz w:val="28"/>
           <w:szCs w:val="28"/>
         </w:rPr>
-        <w:t xml:space="preserve">About this guide</w:t>
+        <w:t xml:space="preserve">About Part 1</w:t>
       </w:r>
     </w:p>
     <w:p>
@@ -74,7 +74,7 @@
           <w:sz w:val="22"/>
           <w:szCs w:val="22"/>
         </w:rPr>
-        <w:t xml:space="preserve">Payroll at CTS runs on a fortnightly cycle. This guide covers Payroll Prep: everything that must be done before a pay run is created. It is the first of a six-part series.</w:t>
+        <w:t xml:space="preserve">Payroll at CTS runs on a fortnightly cycle. This guide covers Payroll Prep: everything that must be done before a pay run is created. It is the first of eight parts.</w:t>
       </w:r>
     </w:p>
     <w:p>

--- a/manuals/Payroll Processing - Part 1 - Payroll Prep.docx
+++ b/manuals/Payroll Processing - Part 1 - Payroll Prep.docx
@@ -74,7 +74,7 @@
           <w:sz w:val="22"/>
           <w:szCs w:val="22"/>
         </w:rPr>
-        <w:t xml:space="preserve">Payroll at CTS runs on a fortnightly cycle. This guide covers Payroll Prep: everything that must be done before a pay run is created. It is the first of eight parts.</w:t>
+        <w:t xml:space="preserve">Payroll at CTS runs on a fortnightly cycle. This guide covers Payroll Prep: everything that must be done before a pay run is created. It is the first of seven parts.</w:t>
       </w:r>
     </w:p>
     <w:p>

--- a/manuals/Payroll Processing - Part 1 - Payroll Prep.docx
+++ b/manuals/Payroll Processing - Part 1 - Payroll Prep.docx
@@ -74,7 +74,7 @@
           <w:sz w:val="22"/>
           <w:szCs w:val="22"/>
         </w:rPr>
-        <w:t xml:space="preserve">Payroll at CTS runs on a fortnightly cycle. This guide covers Payroll Prep: everything that must be done before a pay run is created. It is the first of seven parts.</w:t>
+        <w:t xml:space="preserve">Payroll at CTS runs on a fortnightly cycle. This guide covers Payroll Prep: everything that must be done before a pay run is created. It is the first of eight parts.</w:t>
       </w:r>
     </w:p>
     <w:p>
